--- a/documentos/fase1/08_Algebra_Relacional.docx
+++ b/documentos/fase1/08_Algebra_Relacional.docx
@@ -362,7 +362,7 @@
         <w:rPr>
           <w:lang w:val="es-CO"/>
         </w:rPr>
-        <w:t xml:space="preserve">relacional, la sentencia SQL equivalente para Oracle y el</w:t>
+        <w:t xml:space="preserve">relacional, la sentencia SQL equivalente para MySQL y el</w:t>
       </w:r>
       <w:r>
         <w:rPr>
@@ -2015,7 +2015,7 @@
         <w:rPr>
           <w:lang w:val="es-CO"/>
         </w:rPr>
-        <w:t xml:space="preserve">), que en Oracle se escriben</w:t>
+        <w:t xml:space="preserve">), que en SQL se escriben</w:t>
       </w:r>
       <w:r>
         <w:rPr>
@@ -3581,7 +3581,7 @@
         <w:rPr>
           <w:lang w:val="es-CO"/>
         </w:rPr>
-        <w:t xml:space="preserve">Cada ejercicio se escribió primero en álgebra relacional y luego se tradujo a SQL de Oracle.</w:t>
+        <w:t xml:space="preserve">Cada ejercicio se escribió primero en álgebra relacional y luego se tradujo a SQL de MySQL.</w:t>
       </w:r>
     </w:p>
     <w:p>
@@ -3616,6 +3616,118 @@
           <w:lang w:val="es-CO"/>
         </w:rPr>
         <w:t xml:space="preserve">.</w:t>
+      </w:r>
+      <w:r>
+        <w:rPr>
+          <w:lang w:val="es-CO"/>
+        </w:rPr>
+        <w:t xml:space="preserve"> </w:t>
+      </w:r>
+      <w:r>
+        <w:rPr>
+          <w:lang w:val="es-CO"/>
+        </w:rPr>
+        <w:t xml:space="preserve">Están escritas para MySQL 8.4: la diferencia de conjuntos se escribe</w:t>
+      </w:r>
+      <w:r>
+        <w:rPr>
+          <w:lang w:val="es-CO"/>
+        </w:rPr>
+        <w:t xml:space="preserve"> </w:t>
+      </w:r>
+      <w:r>
+        <w:rPr>
+          <w:rStyle w:val="VerbatimChar"/>
+          <w:lang w:val="es-CO"/>
+        </w:rPr>
+        <w:t xml:space="preserve">EXCEPT</w:t>
+      </w:r>
+      <w:r>
+        <w:rPr>
+          <w:lang w:val="es-CO"/>
+        </w:rPr>
+        <w:t xml:space="preserve">, el límite de filas</w:t>
+      </w:r>
+      <w:r>
+        <w:rPr>
+          <w:lang w:val="es-CO"/>
+        </w:rPr>
+        <w:t xml:space="preserve"> </w:t>
+      </w:r>
+      <w:r>
+        <w:rPr>
+          <w:rStyle w:val="VerbatimChar"/>
+          <w:lang w:val="es-CO"/>
+        </w:rPr>
+        <w:t xml:space="preserve">LIMIT</w:t>
+      </w:r>
+      <w:r>
+        <w:rPr>
+          <w:lang w:val="es-CO"/>
+        </w:rPr>
+        <w:t xml:space="preserve"> </w:t>
+      </w:r>
+      <w:r>
+        <w:rPr>
+          <w:lang w:val="es-CO"/>
+        </w:rPr>
+        <w:t xml:space="preserve">y, como</w:t>
+      </w:r>
+      <w:r>
+        <w:rPr>
+          <w:lang w:val="es-CO"/>
+        </w:rPr>
+        <w:t xml:space="preserve"> </w:t>
+      </w:r>
+      <w:r>
+        <w:rPr>
+          <w:lang w:val="es-CO"/>
+        </w:rPr>
+        <w:t xml:space="preserve">MySQL no tiene</w:t>
+      </w:r>
+      <w:r>
+        <w:rPr>
+          <w:lang w:val="es-CO"/>
+        </w:rPr>
+        <w:t xml:space="preserve"> </w:t>
+      </w:r>
+      <w:r>
+        <w:rPr>
+          <w:rStyle w:val="VerbatimChar"/>
+          <w:lang w:val="es-CO"/>
+        </w:rPr>
+        <w:t xml:space="preserve">FULL OUTER JOIN</w:t>
+      </w:r>
+      <w:r>
+        <w:rPr>
+          <w:lang w:val="es-CO"/>
+        </w:rPr>
+        <w:t xml:space="preserve">, la reunión externa completa del ejercicio 29 se arma como la unión (</w:t>
+      </w:r>
+      <w:r>
+        <w:rPr>
+          <w:rStyle w:val="VerbatimChar"/>
+          <w:lang w:val="es-CO"/>
+        </w:rPr>
+        <w:t xml:space="preserve">UNION</w:t>
+      </w:r>
+      <w:r>
+        <w:rPr>
+          <w:lang w:val="es-CO"/>
+        </w:rPr>
+        <w:t xml:space="preserve">) de la</w:t>
+      </w:r>
+      <w:r>
+        <w:rPr>
+          <w:lang w:val="es-CO"/>
+        </w:rPr>
+        <w:t xml:space="preserve"> </w:t>
+      </w:r>
+      <w:r>
+        <w:rPr>
+          <w:lang w:val="es-CO"/>
+        </w:rPr>
+        <w:t xml:space="preserve">reunión externa izquierda y la derecha, que es justo su definición en álgebra relacional.</w:t>
       </w:r>
     </w:p>
     <w:p>
@@ -5219,7 +5331,7 @@
           <w:bCs/>
           <w:lang w:val="es-CO"/>
         </w:rPr>
-        <w:t xml:space="preserve">SQL (Oracle):</w:t>
+        <w:t xml:space="preserve">SQL (MySQL):</w:t>
       </w:r>
     </w:p>
     <w:p>
@@ -5629,7 +5741,7 @@
           <w:bCs/>
           <w:lang w:val="es-CO"/>
         </w:rPr>
-        <w:t xml:space="preserve">SQL (Oracle):</w:t>
+        <w:t xml:space="preserve">SQL (MySQL):</w:t>
       </w:r>
     </w:p>
     <w:p>
@@ -6410,7 +6522,7 @@
           <w:bCs/>
           <w:lang w:val="es-CO"/>
         </w:rPr>
-        <w:t xml:space="preserve">SQL (Oracle):</w:t>
+        <w:t xml:space="preserve">SQL (MySQL):</w:t>
       </w:r>
     </w:p>
     <w:p>
@@ -7119,7 +7231,7 @@
           <w:bCs/>
           <w:lang w:val="es-CO"/>
         </w:rPr>
-        <w:t xml:space="preserve">SQL (Oracle):</w:t>
+        <w:t xml:space="preserve">SQL (MySQL):</w:t>
       </w:r>
     </w:p>
     <w:p>
@@ -7770,7 +7882,7 @@
           <w:bCs/>
           <w:lang w:val="es-CO"/>
         </w:rPr>
-        <w:t xml:space="preserve">SQL (Oracle):</w:t>
+        <w:t xml:space="preserve">SQL (MySQL):</w:t>
       </w:r>
     </w:p>
     <w:p>
@@ -8515,7 +8627,7 @@
           <w:bCs/>
           <w:lang w:val="es-CO"/>
         </w:rPr>
-        <w:t xml:space="preserve">SQL (Oracle):</w:t>
+        <w:t xml:space="preserve">SQL (MySQL):</w:t>
       </w:r>
     </w:p>
     <w:p>
@@ -8861,7 +8973,7 @@
           <w:bCs/>
           <w:lang w:val="es-CO"/>
         </w:rPr>
-        <w:t xml:space="preserve">SQL (Oracle):</w:t>
+        <w:t xml:space="preserve">SQL (MySQL):</w:t>
       </w:r>
     </w:p>
     <w:p>
@@ -9431,7 +9543,7 @@
           <w:bCs/>
           <w:lang w:val="es-CO"/>
         </w:rPr>
-        <w:t xml:space="preserve">SQL (Oracle):</w:t>
+        <w:t xml:space="preserve">SQL (MySQL):</w:t>
       </w:r>
     </w:p>
     <w:p>
@@ -9999,7 +10111,7 @@
           <w:bCs/>
           <w:lang w:val="es-CO"/>
         </w:rPr>
-        <w:t xml:space="preserve">SQL (Oracle):</w:t>
+        <w:t xml:space="preserve">SQL (MySQL):</w:t>
       </w:r>
     </w:p>
     <w:p>
@@ -10681,7 +10793,7 @@
           <w:bCs/>
           <w:lang w:val="es-CO"/>
         </w:rPr>
-        <w:t xml:space="preserve">SQL (Oracle):</w:t>
+        <w:t xml:space="preserve">SQL (MySQL):</w:t>
       </w:r>
     </w:p>
     <w:p>
@@ -11068,7 +11180,7 @@
           <w:bCs/>
           <w:lang w:val="es-CO"/>
         </w:rPr>
-        <w:t xml:space="preserve">SQL (Oracle):</w:t>
+        <w:t xml:space="preserve">SQL (MySQL):</w:t>
       </w:r>
     </w:p>
     <w:p>
@@ -11964,7 +12076,7 @@
           <w:bCs/>
           <w:lang w:val="es-CO"/>
         </w:rPr>
-        <w:t xml:space="preserve">SQL (Oracle):</w:t>
+        <w:t xml:space="preserve">SQL (MySQL):</w:t>
       </w:r>
     </w:p>
     <w:p>
@@ -12940,7 +13052,7 @@
           <w:bCs/>
           <w:lang w:val="es-CO"/>
         </w:rPr>
-        <w:t xml:space="preserve">SQL (Oracle):</w:t>
+        <w:t xml:space="preserve">SQL (MySQL):</w:t>
       </w:r>
     </w:p>
     <w:p>
@@ -13854,7 +13966,7 @@
           <w:bCs/>
           <w:lang w:val="es-CO"/>
         </w:rPr>
-        <w:t xml:space="preserve">SQL (Oracle):</w:t>
+        <w:t xml:space="preserve">SQL (MySQL):</w:t>
       </w:r>
     </w:p>
     <w:p>
@@ -14543,7 +14655,7 @@
           <w:bCs/>
           <w:lang w:val="es-CO"/>
         </w:rPr>
-        <w:t xml:space="preserve">SQL (Oracle):</w:t>
+        <w:t xml:space="preserve">SQL (MySQL):</w:t>
       </w:r>
     </w:p>
     <w:p>
@@ -15383,7 +15495,7 @@
           <w:bCs/>
           <w:lang w:val="es-CO"/>
         </w:rPr>
-        <w:t xml:space="preserve">SQL (Oracle):</w:t>
+        <w:t xml:space="preserve">SQL (MySQL):</w:t>
       </w:r>
     </w:p>
     <w:p>
@@ -16115,7 +16227,7 @@
           <w:bCs/>
           <w:lang w:val="es-CO"/>
         </w:rPr>
-        <w:t xml:space="preserve">SQL (Oracle):</w:t>
+        <w:t xml:space="preserve">SQL (MySQL):</w:t>
       </w:r>
     </w:p>
     <w:p>
@@ -16967,7 +17079,7 @@
           <w:bCs/>
           <w:lang w:val="es-CO"/>
         </w:rPr>
-        <w:t xml:space="preserve">SQL (Oracle):</w:t>
+        <w:t xml:space="preserve">SQL (MySQL):</w:t>
       </w:r>
     </w:p>
     <w:p>
@@ -17071,7 +17183,7 @@
         <w:rPr>
           <w:rStyle w:val="NormalTok"/>
         </w:rPr>
-        <w:t xml:space="preserve">) </w:t>
+        <w:t xml:space="preserve">) i </w:t>
       </w:r>
       <w:r>
         <w:rPr>
@@ -17751,7 +17863,7 @@
           <w:bCs/>
           <w:lang w:val="es-CO"/>
         </w:rPr>
-        <w:t xml:space="preserve">SQL (Oracle):</w:t>
+        <w:t xml:space="preserve">SQL (MySQL):</w:t>
       </w:r>
     </w:p>
     <w:p>
@@ -18604,7 +18716,7 @@
           <w:bCs/>
           <w:lang w:val="es-CO"/>
         </w:rPr>
-        <w:t xml:space="preserve">SQL (Oracle):</w:t>
+        <w:t xml:space="preserve">SQL (MySQL):</w:t>
       </w:r>
     </w:p>
     <w:p>
@@ -19665,7 +19777,7 @@
           <w:bCs/>
           <w:lang w:val="es-CO"/>
         </w:rPr>
-        <w:t xml:space="preserve">SQL (Oracle):</w:t>
+        <w:t xml:space="preserve">SQL (MySQL):</w:t>
       </w:r>
     </w:p>
     <w:p>
@@ -20563,7 +20675,7 @@
           <w:bCs/>
           <w:lang w:val="es-CO"/>
         </w:rPr>
-        <w:t xml:space="preserve">SQL (Oracle):</w:t>
+        <w:t xml:space="preserve">SQL (MySQL):</w:t>
       </w:r>
     </w:p>
     <w:p>
@@ -21492,7 +21604,7 @@
           <w:bCs/>
           <w:lang w:val="es-CO"/>
         </w:rPr>
-        <w:t xml:space="preserve">SQL (Oracle):</w:t>
+        <w:t xml:space="preserve">SQL (MySQL):</w:t>
       </w:r>
     </w:p>
     <w:p>
@@ -22226,7 +22338,7 @@
           <w:bCs/>
           <w:lang w:val="es-CO"/>
         </w:rPr>
-        <w:t xml:space="preserve">SQL (Oracle):</w:t>
+        <w:t xml:space="preserve">SQL (MySQL):</w:t>
       </w:r>
     </w:p>
     <w:p>
@@ -23113,7 +23225,7 @@
           <w:bCs/>
           <w:lang w:val="es-CO"/>
         </w:rPr>
-        <w:t xml:space="preserve">SQL (Oracle):</w:t>
+        <w:t xml:space="preserve">SQL (MySQL):</w:t>
       </w:r>
     </w:p>
     <w:p>
@@ -24221,7 +24333,7 @@
           <w:bCs/>
           <w:lang w:val="es-CO"/>
         </w:rPr>
-        <w:t xml:space="preserve">SQL (Oracle):</w:t>
+        <w:t xml:space="preserve">SQL (MySQL):</w:t>
       </w:r>
     </w:p>
     <w:p>
@@ -24711,7 +24823,7 @@
           <w:bCs/>
           <w:lang w:val="es-CO"/>
         </w:rPr>
-        <w:t xml:space="preserve">SQL (Oracle):</w:t>
+        <w:t xml:space="preserve">SQL (MySQL):</w:t>
       </w:r>
     </w:p>
     <w:p>
@@ -25380,7 +25492,7 @@
           <w:bCs/>
           <w:lang w:val="es-CO"/>
         </w:rPr>
-        <w:t xml:space="preserve">SQL (Oracle):</w:t>
+        <w:t xml:space="preserve">SQL (MySQL):</w:t>
       </w:r>
     </w:p>
     <w:p>
@@ -26319,7 +26431,7 @@
           <w:bCs/>
           <w:lang w:val="es-CO"/>
         </w:rPr>
-        <w:t xml:space="preserve">SQL (Oracle):</w:t>
+        <w:t xml:space="preserve">SQL (MySQL):</w:t>
       </w:r>
     </w:p>
     <w:p>
@@ -26495,7 +26607,7 @@
         <w:rPr>
           <w:rStyle w:val="KeywordTok"/>
         </w:rPr>
-        <w:t xml:space="preserve">FULL</w:t>
+        <w:t xml:space="preserve">LEFT</w:t>
       </w:r>
       <w:r>
         <w:rPr>
@@ -26507,7 +26619,19 @@
         <w:rPr>
           <w:rStyle w:val="KeywordTok"/>
         </w:rPr>
-        <w:t xml:space="preserve">OUTER</w:t>
+        <w:t xml:space="preserve">JOIN</w:t>
+      </w:r>
+      <w:r>
+        <w:rPr>
+          <w:rStyle w:val="NormalTok"/>
+        </w:rPr>
+        <w:t xml:space="preserve"> (</w:t>
+      </w:r>
+      <w:r>
+        <w:rPr>
+          <w:rStyle w:val="KeywordTok"/>
+        </w:rPr>
+        <w:t xml:space="preserve">SELECT</w:t>
       </w:r>
       <w:r>
         <w:rPr>
@@ -26517,6 +26641,222 @@
       </w:r>
       <w:r>
         <w:rPr>
+          <w:rStyle w:val="OperatorTok"/>
+        </w:rPr>
+        <w:t xml:space="preserve">*</w:t>
+      </w:r>
+      <w:r>
+        <w:rPr>
+          <w:rStyle w:val="NormalTok"/>
+        </w:rPr>
+        <w:t xml:space="preserve"> </w:t>
+      </w:r>
+      <w:r>
+        <w:rPr>
+          <w:rStyle w:val="KeywordTok"/>
+        </w:rPr>
+        <w:t xml:space="preserve">FROM</w:t>
+      </w:r>
+      <w:r>
+        <w:rPr>
+          <w:rStyle w:val="NormalTok"/>
+        </w:rPr>
+        <w:t xml:space="preserve"> INVENTARIO </w:t>
+      </w:r>
+      <w:r>
+        <w:rPr>
+          <w:rStyle w:val="KeywordTok"/>
+        </w:rPr>
+        <w:t xml:space="preserve">WHERE</w:t>
+      </w:r>
+      <w:r>
+        <w:rPr>
+          <w:rStyle w:val="NormalTok"/>
+        </w:rPr>
+        <w:t xml:space="preserve"> id_sede </w:t>
+      </w:r>
+      <w:r>
+        <w:rPr>
+          <w:rStyle w:val="OperatorTok"/>
+        </w:rPr>
+        <w:t xml:space="preserve">=</w:t>
+      </w:r>
+      <w:r>
+        <w:rPr>
+          <w:rStyle w:val="NormalTok"/>
+        </w:rPr>
+        <w:t xml:space="preserve"> </w:t>
+      </w:r>
+      <w:r>
+        <w:rPr>
+          <w:rStyle w:val="DecValTok"/>
+        </w:rPr>
+        <w:t xml:space="preserve">3</w:t>
+      </w:r>
+      <w:r>
+        <w:rPr>
+          <w:rStyle w:val="NormalTok"/>
+        </w:rPr>
+        <w:t xml:space="preserve">) b </w:t>
+      </w:r>
+      <w:r>
+        <w:rPr>
+          <w:rStyle w:val="KeywordTok"/>
+        </w:rPr>
+        <w:t xml:space="preserve">ON</w:t>
+      </w:r>
+      <w:r>
+        <w:rPr>
+          <w:rStyle w:val="NormalTok"/>
+        </w:rPr>
+        <w:t xml:space="preserve"> a.id_medicamento </w:t>
+      </w:r>
+      <w:r>
+        <w:rPr>
+          <w:rStyle w:val="OperatorTok"/>
+        </w:rPr>
+        <w:t xml:space="preserve">=</w:t>
+      </w:r>
+      <w:r>
+        <w:rPr>
+          <w:rStyle w:val="NormalTok"/>
+        </w:rPr>
+        <w:t xml:space="preserve"> b.id_medicamento</w:t>
+      </w:r>
+      <w:r>
+        <w:br/>
+      </w:r>
+      <w:r>
+        <w:rPr>
+          <w:rStyle w:val="KeywordTok"/>
+        </w:rPr>
+        <w:t xml:space="preserve">UNION</w:t>
+      </w:r>
+      <w:r>
+        <w:br/>
+      </w:r>
+      <w:r>
+        <w:rPr>
+          <w:rStyle w:val="KeywordTok"/>
+        </w:rPr>
+        <w:t xml:space="preserve">SELECT</w:t>
+      </w:r>
+      <w:r>
+        <w:rPr>
+          <w:rStyle w:val="NormalTok"/>
+        </w:rPr>
+        <w:t xml:space="preserve"> a.id_medicamento, a.stock_actual, b.id_medicamento, b.stock_actual</w:t>
+      </w:r>
+      <w:r>
+        <w:br/>
+      </w:r>
+      <w:r>
+        <w:rPr>
+          <w:rStyle w:val="KeywordTok"/>
+        </w:rPr>
+        <w:t xml:space="preserve">FROM</w:t>
+      </w:r>
+      <w:r>
+        <w:rPr>
+          <w:rStyle w:val="NormalTok"/>
+        </w:rPr>
+        <w:t xml:space="preserve"> (</w:t>
+      </w:r>
+      <w:r>
+        <w:rPr>
+          <w:rStyle w:val="KeywordTok"/>
+        </w:rPr>
+        <w:t xml:space="preserve">SELECT</w:t>
+      </w:r>
+      <w:r>
+        <w:rPr>
+          <w:rStyle w:val="NormalTok"/>
+        </w:rPr>
+        <w:t xml:space="preserve"> </w:t>
+      </w:r>
+      <w:r>
+        <w:rPr>
+          <w:rStyle w:val="OperatorTok"/>
+        </w:rPr>
+        <w:t xml:space="preserve">*</w:t>
+      </w:r>
+      <w:r>
+        <w:rPr>
+          <w:rStyle w:val="NormalTok"/>
+        </w:rPr>
+        <w:t xml:space="preserve"> </w:t>
+      </w:r>
+      <w:r>
+        <w:rPr>
+          <w:rStyle w:val="KeywordTok"/>
+        </w:rPr>
+        <w:t xml:space="preserve">FROM</w:t>
+      </w:r>
+      <w:r>
+        <w:rPr>
+          <w:rStyle w:val="NormalTok"/>
+        </w:rPr>
+        <w:t xml:space="preserve"> INVENTARIO </w:t>
+      </w:r>
+      <w:r>
+        <w:rPr>
+          <w:rStyle w:val="KeywordTok"/>
+        </w:rPr>
+        <w:t xml:space="preserve">WHERE</w:t>
+      </w:r>
+      <w:r>
+        <w:rPr>
+          <w:rStyle w:val="NormalTok"/>
+        </w:rPr>
+        <w:t xml:space="preserve"> id_sede </w:t>
+      </w:r>
+      <w:r>
+        <w:rPr>
+          <w:rStyle w:val="OperatorTok"/>
+        </w:rPr>
+        <w:t xml:space="preserve">=</w:t>
+      </w:r>
+      <w:r>
+        <w:rPr>
+          <w:rStyle w:val="NormalTok"/>
+        </w:rPr>
+        <w:t xml:space="preserve"> </w:t>
+      </w:r>
+      <w:r>
+        <w:rPr>
+          <w:rStyle w:val="DecValTok"/>
+        </w:rPr>
+        <w:t xml:space="preserve">1</w:t>
+      </w:r>
+      <w:r>
+        <w:rPr>
+          <w:rStyle w:val="NormalTok"/>
+        </w:rPr>
+        <w:t xml:space="preserve">) a</w:t>
+      </w:r>
+      <w:r>
+        <w:br/>
+      </w:r>
+      <w:r>
+        <w:rPr>
+          <w:rStyle w:val="NormalTok"/>
+        </w:rPr>
+        <w:t xml:space="preserve">  </w:t>
+      </w:r>
+      <w:r>
+        <w:rPr>
+          <w:rStyle w:val="KeywordTok"/>
+        </w:rPr>
+        <w:t xml:space="preserve">RIGHT</w:t>
+      </w:r>
+      <w:r>
+        <w:rPr>
+          <w:rStyle w:val="NormalTok"/>
+        </w:rPr>
+        <w:t xml:space="preserve"> </w:t>
+      </w:r>
+      <w:r>
+        <w:rPr>
           <w:rStyle w:val="KeywordTok"/>
         </w:rPr>
         <w:t xml:space="preserve">JOIN</w:t>
@@ -26660,7 +27000,7 @@
         <w:rPr>
           <w:rStyle w:val="NormalTok"/>
         </w:rPr>
-        <w:t xml:space="preserve">(a.id_medicamento, b.id_medicamento);</w:t>
+        <w:t xml:space="preserve">(med_usaquen, med_chia);</w:t>
       </w:r>
     </w:p>
     <w:p>
@@ -27478,7 +27818,7 @@
           <w:bCs/>
           <w:lang w:val="es-CO"/>
         </w:rPr>
-        <w:t xml:space="preserve">SQL (Oracle):</w:t>
+        <w:t xml:space="preserve">SQL (MySQL):</w:t>
       </w:r>
     </w:p>
     <w:p>
@@ -28081,7 +28421,7 @@
           <w:bCs/>
           <w:lang w:val="es-CO"/>
         </w:rPr>
-        <w:t xml:space="preserve">SQL (Oracle):</w:t>
+        <w:t xml:space="preserve">SQL (MySQL):</w:t>
       </w:r>
     </w:p>
     <w:p>
@@ -28816,7 +29156,7 @@
           <w:bCs/>
           <w:lang w:val="es-CO"/>
         </w:rPr>
-        <w:t xml:space="preserve">SQL (Oracle):</w:t>
+        <w:t xml:space="preserve">SQL (MySQL):</w:t>
       </w:r>
     </w:p>
     <w:p>
@@ -29610,7 +29950,7 @@
           <w:bCs/>
           <w:lang w:val="es-CO"/>
         </w:rPr>
-        <w:t xml:space="preserve">SQL (Oracle):</w:t>
+        <w:t xml:space="preserve">SQL (MySQL):</w:t>
       </w:r>
     </w:p>
     <w:p>
@@ -30477,7 +30817,7 @@
           <w:bCs/>
           <w:lang w:val="es-CO"/>
         </w:rPr>
-        <w:t xml:space="preserve">SQL (Oracle):</w:t>
+        <w:t xml:space="preserve">SQL (MySQL):</w:t>
       </w:r>
     </w:p>
     <w:p>
@@ -31434,7 +31774,7 @@
           <w:bCs/>
           <w:lang w:val="es-CO"/>
         </w:rPr>
-        <w:t xml:space="preserve">SQL (Oracle):</w:t>
+        <w:t xml:space="preserve">SQL (MySQL):</w:t>
       </w:r>
     </w:p>
     <w:p>
@@ -32403,7 +32743,7 @@
           <w:bCs/>
           <w:lang w:val="es-CO"/>
         </w:rPr>
-        <w:t xml:space="preserve">SQL (Oracle):</w:t>
+        <w:t xml:space="preserve">SQL (MySQL):</w:t>
       </w:r>
     </w:p>
     <w:p>
@@ -33230,7 +33570,7 @@
           <w:bCs/>
           <w:lang w:val="es-CO"/>
         </w:rPr>
-        <w:t xml:space="preserve">SQL (Oracle):</w:t>
+        <w:t xml:space="preserve">SQL (MySQL):</w:t>
       </w:r>
     </w:p>
     <w:p>
@@ -33337,7 +33677,7 @@
         <w:rPr>
           <w:rStyle w:val="KeywordTok"/>
         </w:rPr>
-        <w:t xml:space="preserve">MINUS</w:t>
+        <w:t xml:space="preserve">EXCEPT</w:t>
       </w:r>
       <w:r>
         <w:br/>
@@ -33778,7 +34118,7 @@
           <w:bCs/>
           <w:lang w:val="es-CO"/>
         </w:rPr>
-        <w:t xml:space="preserve">SQL (Oracle):</w:t>
+        <w:t xml:space="preserve">SQL (MySQL):</w:t>
       </w:r>
     </w:p>
     <w:p>
@@ -33885,7 +34225,7 @@
         <w:rPr>
           <w:rStyle w:val="KeywordTok"/>
         </w:rPr>
-        <w:t xml:space="preserve">MINUS</w:t>
+        <w:t xml:space="preserve">EXCEPT</w:t>
       </w:r>
       <w:r>
         <w:br/>
@@ -34447,7 +34787,7 @@
           <w:bCs/>
           <w:lang w:val="es-CO"/>
         </w:rPr>
-        <w:t xml:space="preserve">SQL (Oracle):</w:t>
+        <w:t xml:space="preserve">SQL (MySQL):</w:t>
       </w:r>
     </w:p>
     <w:p>
@@ -34961,7 +35301,7 @@
           <w:bCs/>
           <w:lang w:val="es-CO"/>
         </w:rPr>
-        <w:t xml:space="preserve">SQL (Oracle):</w:t>
+        <w:t xml:space="preserve">SQL (MySQL):</w:t>
       </w:r>
     </w:p>
     <w:p>
@@ -35068,7 +35408,7 @@
         <w:rPr>
           <w:rStyle w:val="KeywordTok"/>
         </w:rPr>
-        <w:t xml:space="preserve">MINUS</w:t>
+        <w:t xml:space="preserve">EXCEPT</w:t>
       </w:r>
       <w:r>
         <w:br/>
@@ -35532,7 +35872,7 @@
           <w:bCs/>
           <w:lang w:val="es-CO"/>
         </w:rPr>
-        <w:t xml:space="preserve">SQL (Oracle):</w:t>
+        <w:t xml:space="preserve">SQL (MySQL):</w:t>
       </w:r>
     </w:p>
     <w:p>
@@ -36435,7 +36775,7 @@
           <w:bCs/>
           <w:lang w:val="es-CO"/>
         </w:rPr>
-        <w:t xml:space="preserve">SQL (Oracle):</w:t>
+        <w:t xml:space="preserve">SQL (MySQL):</w:t>
       </w:r>
     </w:p>
     <w:p>
@@ -37271,7 +37611,7 @@
           <w:bCs/>
           <w:lang w:val="es-CO"/>
         </w:rPr>
-        <w:t xml:space="preserve">SQL (Oracle):</w:t>
+        <w:t xml:space="preserve">SQL (MySQL):</w:t>
       </w:r>
     </w:p>
     <w:p>
@@ -38194,7 +38534,7 @@
           <w:bCs/>
           <w:lang w:val="es-CO"/>
         </w:rPr>
-        <w:t xml:space="preserve">SQL (Oracle):</w:t>
+        <w:t xml:space="preserve">SQL (MySQL):</w:t>
       </w:r>
     </w:p>
     <w:p>
@@ -38809,7 +39149,7 @@
           <w:bCs/>
           <w:lang w:val="es-CO"/>
         </w:rPr>
-        <w:t xml:space="preserve">SQL (Oracle):</w:t>
+        <w:t xml:space="preserve">SQL (MySQL):</w:t>
       </w:r>
     </w:p>
     <w:p>
@@ -39443,7 +39783,7 @@
           <w:bCs/>
           <w:lang w:val="es-CO"/>
         </w:rPr>
-        <w:t xml:space="preserve">SQL (Oracle):</w:t>
+        <w:t xml:space="preserve">SQL (MySQL):</w:t>
       </w:r>
     </w:p>
     <w:p>
@@ -40196,7 +40536,7 @@
           <w:bCs/>
           <w:lang w:val="es-CO"/>
         </w:rPr>
-        <w:t xml:space="preserve">SQL (Oracle):</w:t>
+        <w:t xml:space="preserve">SQL (MySQL):</w:t>
       </w:r>
     </w:p>
     <w:p>
@@ -41061,7 +41401,7 @@
           <w:bCs/>
           <w:lang w:val="es-CO"/>
         </w:rPr>
-        <w:t xml:space="preserve">SQL (Oracle):</w:t>
+        <w:t xml:space="preserve">SQL (MySQL):</w:t>
       </w:r>
     </w:p>
     <w:p>
@@ -41417,7 +41757,7 @@
         <w:rPr>
           <w:rStyle w:val="NormalTok"/>
         </w:rPr>
-        <w:t xml:space="preserve"> id_veterinario));</w:t>
+        <w:t xml:space="preserve"> id_veterinario) t);</w:t>
       </w:r>
     </w:p>
     <w:p>
@@ -41732,7 +42072,7 @@
           <w:bCs/>
           <w:lang w:val="es-CO"/>
         </w:rPr>
-        <w:t xml:space="preserve">SQL (Oracle):</w:t>
+        <w:t xml:space="preserve">SQL (MySQL):</w:t>
       </w:r>
     </w:p>
     <w:p>
@@ -41891,15 +42231,9 @@
       </w:r>
       <w:r>
         <w:rPr>
-          <w:rStyle w:val="NormalTok"/>
-        </w:rPr>
-        <w:t xml:space="preserve">FETCH </w:t>
-      </w:r>
-      <w:r>
-        <w:rPr>
-          <w:rStyle w:val="FunctionTok"/>
-        </w:rPr>
-        <w:t xml:space="preserve">FIRST</w:t>
+          <w:rStyle w:val="KeywordTok"/>
+        </w:rPr>
+        <w:t xml:space="preserve">LIMIT</w:t>
       </w:r>
       <w:r>
         <w:rPr>
@@ -41912,30 +42246,6 @@
           <w:rStyle w:val="DecValTok"/>
         </w:rPr>
         <w:t xml:space="preserve">5</w:t>
-      </w:r>
-      <w:r>
-        <w:rPr>
-          <w:rStyle w:val="NormalTok"/>
-        </w:rPr>
-        <w:t xml:space="preserve"> </w:t>
-      </w:r>
-      <w:r>
-        <w:rPr>
-          <w:rStyle w:val="KeywordTok"/>
-        </w:rPr>
-        <w:t xml:space="preserve">ROWS</w:t>
-      </w:r>
-      <w:r>
-        <w:rPr>
-          <w:rStyle w:val="NormalTok"/>
-        </w:rPr>
-        <w:t xml:space="preserve"> </w:t>
-      </w:r>
-      <w:r>
-        <w:rPr>
-          <w:rStyle w:val="KeywordTok"/>
-        </w:rPr>
-        <w:t xml:space="preserve">ONLY</w:t>
       </w:r>
       <w:r>
         <w:rPr>
@@ -42440,7 +42750,7 @@
           <w:bCs/>
           <w:lang w:val="es-CO"/>
         </w:rPr>
-        <w:t xml:space="preserve">SQL (Oracle):</w:t>
+        <w:t xml:space="preserve">SQL (MySQL):</w:t>
       </w:r>
     </w:p>
     <w:p>
@@ -43297,7 +43607,7 @@
           <w:bCs/>
           <w:lang w:val="es-CO"/>
         </w:rPr>
-        <w:t xml:space="preserve">SQL (Oracle):</w:t>
+        <w:t xml:space="preserve">SQL (MySQL):</w:t>
       </w:r>
     </w:p>
     <w:p>
@@ -43314,106 +43624,370 @@
         <w:rPr>
           <w:rStyle w:val="NormalTok"/>
         </w:rPr>
+        <w:t xml:space="preserve"> DATE_FORMAT(f.fecha_emision, </w:t>
+      </w:r>
+      <w:r>
+        <w:rPr>
+          <w:rStyle w:val="StringTok"/>
+        </w:rPr>
+        <w:t xml:space="preserve">'%Y-%m'</w:t>
+      </w:r>
+      <w:r>
+        <w:rPr>
+          <w:rStyle w:val="NormalTok"/>
+        </w:rPr>
+        <w:t xml:space="preserve">) </w:t>
+      </w:r>
+      <w:r>
+        <w:rPr>
+          <w:rStyle w:val="KeywordTok"/>
+        </w:rPr>
+        <w:t xml:space="preserve">AS</w:t>
+      </w:r>
+      <w:r>
+        <w:rPr>
+          <w:rStyle w:val="NormalTok"/>
+        </w:rPr>
+        <w:t xml:space="preserve"> mes,</w:t>
+      </w:r>
+      <w:r>
+        <w:br/>
+      </w:r>
+      <w:r>
+        <w:rPr>
+          <w:rStyle w:val="NormalTok"/>
+        </w:rPr>
+        <w:t xml:space="preserve">       </w:t>
+      </w:r>
+      <w:r>
+        <w:rPr>
+          <w:rStyle w:val="FunctionTok"/>
+        </w:rPr>
+        <w:t xml:space="preserve">ROUND</w:t>
+      </w:r>
+      <w:r>
+        <w:rPr>
+          <w:rStyle w:val="NormalTok"/>
+        </w:rPr>
+        <w:t xml:space="preserve">(</w:t>
+      </w:r>
+      <w:r>
+        <w:rPr>
+          <w:rStyle w:val="FunctionTok"/>
+        </w:rPr>
+        <w:t xml:space="preserve">SUM</w:t>
+      </w:r>
+      <w:r>
+        <w:rPr>
+          <w:rStyle w:val="NormalTok"/>
+        </w:rPr>
+        <w:t xml:space="preserve">(d.cantidad </w:t>
+      </w:r>
+      <w:r>
+        <w:rPr>
+          <w:rStyle w:val="OperatorTok"/>
+        </w:rPr>
+        <w:t xml:space="preserve">*</w:t>
+      </w:r>
+      <w:r>
+        <w:rPr>
+          <w:rStyle w:val="NormalTok"/>
+        </w:rPr>
+        <w:t xml:space="preserve"> d.precio_unitario </w:t>
+      </w:r>
+      <w:r>
+        <w:rPr>
+          <w:rStyle w:val="OperatorTok"/>
+        </w:rPr>
+        <w:t xml:space="preserve">*</w:t>
+      </w:r>
+      <w:r>
+        <w:rPr>
+          <w:rStyle w:val="NormalTok"/>
+        </w:rPr>
+        <w:t xml:space="preserve"> (</w:t>
+      </w:r>
+      <w:r>
+        <w:rPr>
+          <w:rStyle w:val="DecValTok"/>
+        </w:rPr>
+        <w:t xml:space="preserve">1</w:t>
+      </w:r>
+      <w:r>
+        <w:rPr>
+          <w:rStyle w:val="NormalTok"/>
+        </w:rPr>
         <w:t xml:space="preserve"> </w:t>
       </w:r>
       <w:r>
         <w:rPr>
+          <w:rStyle w:val="OperatorTok"/>
+        </w:rPr>
+        <w:t xml:space="preserve">-</w:t>
+      </w:r>
+      <w:r>
+        <w:rPr>
+          <w:rStyle w:val="NormalTok"/>
+        </w:rPr>
+        <w:t xml:space="preserve"> d.descuento_pct </w:t>
+      </w:r>
+      <w:r>
+        <w:rPr>
+          <w:rStyle w:val="OperatorTok"/>
+        </w:rPr>
+        <w:t xml:space="preserve">/</w:t>
+      </w:r>
+      <w:r>
+        <w:rPr>
+          <w:rStyle w:val="NormalTok"/>
+        </w:rPr>
+        <w:t xml:space="preserve"> </w:t>
+      </w:r>
+      <w:r>
+        <w:rPr>
+          <w:rStyle w:val="FloatTok"/>
+        </w:rPr>
+        <w:t xml:space="preserve">100.0</w:t>
+      </w:r>
+      <w:r>
+        <w:rPr>
+          <w:rStyle w:val="NormalTok"/>
+        </w:rPr>
+        <w:t xml:space="preserve">)), </w:t>
+      </w:r>
+      <w:r>
+        <w:rPr>
+          <w:rStyle w:val="DecValTok"/>
+        </w:rPr>
+        <w:t xml:space="preserve">2</w:t>
+      </w:r>
+      <w:r>
+        <w:rPr>
+          <w:rStyle w:val="NormalTok"/>
+        </w:rPr>
+        <w:t xml:space="preserve">) </w:t>
+      </w:r>
+      <w:r>
+        <w:rPr>
+          <w:rStyle w:val="KeywordTok"/>
+        </w:rPr>
+        <w:t xml:space="preserve">AS</w:t>
+      </w:r>
+      <w:r>
+        <w:rPr>
+          <w:rStyle w:val="NormalTok"/>
+        </w:rPr>
+        <w:t xml:space="preserve"> facturado,</w:t>
+      </w:r>
+      <w:r>
+        <w:br/>
+      </w:r>
+      <w:r>
+        <w:rPr>
+          <w:rStyle w:val="NormalTok"/>
+        </w:rPr>
+        <w:t xml:space="preserve">       </w:t>
+      </w:r>
+      <w:r>
+        <w:rPr>
           <w:rStyle w:val="FunctionTok"/>
         </w:rPr>
-        <w:t xml:space="preserve">TO_CHAR</w:t>
-      </w:r>
-      <w:r>
-        <w:rPr>
-          <w:rStyle w:val="NormalTok"/>
-        </w:rPr>
-        <w:t xml:space="preserve">(f.fecha_emision, </w:t>
+        <w:t xml:space="preserve">COUNT</w:t>
+      </w:r>
+      <w:r>
+        <w:rPr>
+          <w:rStyle w:val="NormalTok"/>
+        </w:rPr>
+        <w:t xml:space="preserve">(</w:t>
+      </w:r>
+      <w:r>
+        <w:rPr>
+          <w:rStyle w:val="KeywordTok"/>
+        </w:rPr>
+        <w:t xml:space="preserve">DISTINCT</w:t>
+      </w:r>
+      <w:r>
+        <w:rPr>
+          <w:rStyle w:val="NormalTok"/>
+        </w:rPr>
+        <w:t xml:space="preserve"> f.id_factura) </w:t>
+      </w:r>
+      <w:r>
+        <w:rPr>
+          <w:rStyle w:val="KeywordTok"/>
+        </w:rPr>
+        <w:t xml:space="preserve">AS</w:t>
+      </w:r>
+      <w:r>
+        <w:rPr>
+          <w:rStyle w:val="NormalTok"/>
+        </w:rPr>
+        <w:t xml:space="preserve"> facturas</w:t>
+      </w:r>
+      <w:r>
+        <w:br/>
+      </w:r>
+      <w:r>
+        <w:rPr>
+          <w:rStyle w:val="KeywordTok"/>
+        </w:rPr>
+        <w:t xml:space="preserve">FROM</w:t>
+      </w:r>
+      <w:r>
+        <w:rPr>
+          <w:rStyle w:val="NormalTok"/>
+        </w:rPr>
+        <w:t xml:space="preserve"> FACTURA f </w:t>
+      </w:r>
+      <w:r>
+        <w:rPr>
+          <w:rStyle w:val="KeywordTok"/>
+        </w:rPr>
+        <w:t xml:space="preserve">JOIN</w:t>
+      </w:r>
+      <w:r>
+        <w:rPr>
+          <w:rStyle w:val="NormalTok"/>
+        </w:rPr>
+        <w:t xml:space="preserve"> DETALLE_FACTURA d </w:t>
+      </w:r>
+      <w:r>
+        <w:rPr>
+          <w:rStyle w:val="KeywordTok"/>
+        </w:rPr>
+        <w:t xml:space="preserve">ON</w:t>
+      </w:r>
+      <w:r>
+        <w:rPr>
+          <w:rStyle w:val="NormalTok"/>
+        </w:rPr>
+        <w:t xml:space="preserve"> d.id_factura </w:t>
+      </w:r>
+      <w:r>
+        <w:rPr>
+          <w:rStyle w:val="OperatorTok"/>
+        </w:rPr>
+        <w:t xml:space="preserve">=</w:t>
+      </w:r>
+      <w:r>
+        <w:rPr>
+          <w:rStyle w:val="NormalTok"/>
+        </w:rPr>
+        <w:t xml:space="preserve"> f.id_factura</w:t>
+      </w:r>
+      <w:r>
+        <w:br/>
+      </w:r>
+      <w:r>
+        <w:rPr>
+          <w:rStyle w:val="KeywordTok"/>
+        </w:rPr>
+        <w:t xml:space="preserve">WHERE</w:t>
+      </w:r>
+      <w:r>
+        <w:rPr>
+          <w:rStyle w:val="NormalTok"/>
+        </w:rPr>
+        <w:t xml:space="preserve"> f.estado </w:t>
+      </w:r>
+      <w:r>
+        <w:rPr>
+          <w:rStyle w:val="OperatorTok"/>
+        </w:rPr>
+        <w:t xml:space="preserve">=</w:t>
+      </w:r>
+      <w:r>
+        <w:rPr>
+          <w:rStyle w:val="NormalTok"/>
+        </w:rPr>
+        <w:t xml:space="preserve"> </w:t>
       </w:r>
       <w:r>
         <w:rPr>
           <w:rStyle w:val="StringTok"/>
         </w:rPr>
-        <w:t xml:space="preserve">'YYYY-MM'</w:t>
-      </w:r>
-      <w:r>
-        <w:rPr>
-          <w:rStyle w:val="NormalTok"/>
-        </w:rPr>
-        <w:t xml:space="preserve">) </w:t>
-      </w:r>
-      <w:r>
-        <w:rPr>
-          <w:rStyle w:val="KeywordTok"/>
-        </w:rPr>
-        <w:t xml:space="preserve">AS</w:t>
-      </w:r>
-      <w:r>
-        <w:rPr>
-          <w:rStyle w:val="NormalTok"/>
-        </w:rPr>
-        <w:t xml:space="preserve"> mes,</w:t>
+        <w:t xml:space="preserve">'PAGADA'</w:t>
+      </w:r>
+      <w:r>
+        <w:rPr>
+          <w:rStyle w:val="NormalTok"/>
+        </w:rPr>
+        <w:t xml:space="preserve"> </w:t>
+      </w:r>
+      <w:r>
+        <w:rPr>
+          <w:rStyle w:val="KeywordTok"/>
+        </w:rPr>
+        <w:t xml:space="preserve">AND</w:t>
+      </w:r>
+      <w:r>
+        <w:rPr>
+          <w:rStyle w:val="NormalTok"/>
+        </w:rPr>
+        <w:t xml:space="preserve"> </w:t>
+      </w:r>
+      <w:r>
+        <w:rPr>
+          <w:rStyle w:val="FunctionTok"/>
+        </w:rPr>
+        <w:t xml:space="preserve">EXTRACT</w:t>
+      </w:r>
+      <w:r>
+        <w:rPr>
+          <w:rStyle w:val="NormalTok"/>
+        </w:rPr>
+        <w:t xml:space="preserve">(</w:t>
+      </w:r>
+      <w:r>
+        <w:rPr>
+          <w:rStyle w:val="DataTypeTok"/>
+        </w:rPr>
+        <w:t xml:space="preserve">YEAR</w:t>
+      </w:r>
+      <w:r>
+        <w:rPr>
+          <w:rStyle w:val="NormalTok"/>
+        </w:rPr>
+        <w:t xml:space="preserve"> </w:t>
+      </w:r>
+      <w:r>
+        <w:rPr>
+          <w:rStyle w:val="KeywordTok"/>
+        </w:rPr>
+        <w:t xml:space="preserve">FROM</w:t>
+      </w:r>
+      <w:r>
+        <w:rPr>
+          <w:rStyle w:val="NormalTok"/>
+        </w:rPr>
+        <w:t xml:space="preserve"> f.fecha_emision) </w:t>
+      </w:r>
+      <w:r>
+        <w:rPr>
+          <w:rStyle w:val="OperatorTok"/>
+        </w:rPr>
+        <w:t xml:space="preserve">=</w:t>
+      </w:r>
+      <w:r>
+        <w:rPr>
+          <w:rStyle w:val="NormalTok"/>
+        </w:rPr>
+        <w:t xml:space="preserve"> </w:t>
+      </w:r>
+      <w:r>
+        <w:rPr>
+          <w:rStyle w:val="DecValTok"/>
+        </w:rPr>
+        <w:t xml:space="preserve">2026</w:t>
       </w:r>
       <w:r>
         <w:br/>
       </w:r>
       <w:r>
         <w:rPr>
-          <w:rStyle w:val="NormalTok"/>
-        </w:rPr>
-        <w:t xml:space="preserve">       </w:t>
-      </w:r>
-      <w:r>
-        <w:rPr>
-          <w:rStyle w:val="FunctionTok"/>
-        </w:rPr>
-        <w:t xml:space="preserve">ROUND</w:t>
-      </w:r>
-      <w:r>
-        <w:rPr>
-          <w:rStyle w:val="NormalTok"/>
-        </w:rPr>
-        <w:t xml:space="preserve">(</w:t>
-      </w:r>
-      <w:r>
-        <w:rPr>
-          <w:rStyle w:val="FunctionTok"/>
-        </w:rPr>
-        <w:t xml:space="preserve">SUM</w:t>
-      </w:r>
-      <w:r>
-        <w:rPr>
-          <w:rStyle w:val="NormalTok"/>
-        </w:rPr>
-        <w:t xml:space="preserve">(d.cantidad </w:t>
-      </w:r>
-      <w:r>
-        <w:rPr>
-          <w:rStyle w:val="OperatorTok"/>
-        </w:rPr>
-        <w:t xml:space="preserve">*</w:t>
-      </w:r>
-      <w:r>
-        <w:rPr>
-          <w:rStyle w:val="NormalTok"/>
-        </w:rPr>
-        <w:t xml:space="preserve"> d.precio_unitario </w:t>
-      </w:r>
-      <w:r>
-        <w:rPr>
-          <w:rStyle w:val="OperatorTok"/>
-        </w:rPr>
-        <w:t xml:space="preserve">*</w:t>
-      </w:r>
-      <w:r>
-        <w:rPr>
-          <w:rStyle w:val="NormalTok"/>
-        </w:rPr>
-        <w:t xml:space="preserve"> (</w:t>
-      </w:r>
-      <w:r>
-        <w:rPr>
-          <w:rStyle w:val="DecValTok"/>
-        </w:rPr>
-        <w:t xml:space="preserve">1</w:t>
+          <w:rStyle w:val="KeywordTok"/>
+        </w:rPr>
+        <w:t xml:space="preserve">GROUP</w:t>
       </w:r>
       <w:r>
         <w:rPr>
@@ -43423,309 +43997,21 @@
       </w:r>
       <w:r>
         <w:rPr>
-          <w:rStyle w:val="OperatorTok"/>
-        </w:rPr>
-        <w:t xml:space="preserve">-</w:t>
-      </w:r>
-      <w:r>
-        <w:rPr>
-          <w:rStyle w:val="NormalTok"/>
-        </w:rPr>
-        <w:t xml:space="preserve"> d.descuento_pct </w:t>
-      </w:r>
-      <w:r>
-        <w:rPr>
-          <w:rStyle w:val="OperatorTok"/>
-        </w:rPr>
-        <w:t xml:space="preserve">/</w:t>
-      </w:r>
-      <w:r>
-        <w:rPr>
-          <w:rStyle w:val="NormalTok"/>
-        </w:rPr>
-        <w:t xml:space="preserve"> </w:t>
-      </w:r>
-      <w:r>
-        <w:rPr>
-          <w:rStyle w:val="FloatTok"/>
-        </w:rPr>
-        <w:t xml:space="preserve">100.0</w:t>
-      </w:r>
-      <w:r>
-        <w:rPr>
-          <w:rStyle w:val="NormalTok"/>
-        </w:rPr>
-        <w:t xml:space="preserve">)), </w:t>
-      </w:r>
-      <w:r>
-        <w:rPr>
-          <w:rStyle w:val="DecValTok"/>
-        </w:rPr>
-        <w:t xml:space="preserve">2</w:t>
-      </w:r>
-      <w:r>
-        <w:rPr>
-          <w:rStyle w:val="NormalTok"/>
-        </w:rPr>
-        <w:t xml:space="preserve">) </w:t>
-      </w:r>
-      <w:r>
-        <w:rPr>
-          <w:rStyle w:val="KeywordTok"/>
-        </w:rPr>
-        <w:t xml:space="preserve">AS</w:t>
-      </w:r>
-      <w:r>
-        <w:rPr>
-          <w:rStyle w:val="NormalTok"/>
-        </w:rPr>
-        <w:t xml:space="preserve"> facturado,</w:t>
-      </w:r>
-      <w:r>
-        <w:br/>
-      </w:r>
-      <w:r>
-        <w:rPr>
-          <w:rStyle w:val="NormalTok"/>
-        </w:rPr>
-        <w:t xml:space="preserve">       </w:t>
-      </w:r>
-      <w:r>
-        <w:rPr>
-          <w:rStyle w:val="FunctionTok"/>
-        </w:rPr>
-        <w:t xml:space="preserve">COUNT</w:t>
-      </w:r>
-      <w:r>
-        <w:rPr>
-          <w:rStyle w:val="NormalTok"/>
-        </w:rPr>
-        <w:t xml:space="preserve">(</w:t>
-      </w:r>
-      <w:r>
-        <w:rPr>
-          <w:rStyle w:val="KeywordTok"/>
-        </w:rPr>
-        <w:t xml:space="preserve">DISTINCT</w:t>
-      </w:r>
-      <w:r>
-        <w:rPr>
-          <w:rStyle w:val="NormalTok"/>
-        </w:rPr>
-        <w:t xml:space="preserve"> f.id_factura) </w:t>
-      </w:r>
-      <w:r>
-        <w:rPr>
-          <w:rStyle w:val="KeywordTok"/>
-        </w:rPr>
-        <w:t xml:space="preserve">AS</w:t>
-      </w:r>
-      <w:r>
-        <w:rPr>
-          <w:rStyle w:val="NormalTok"/>
-        </w:rPr>
-        <w:t xml:space="preserve"> facturas</w:t>
-      </w:r>
-      <w:r>
-        <w:br/>
-      </w:r>
-      <w:r>
-        <w:rPr>
-          <w:rStyle w:val="KeywordTok"/>
-        </w:rPr>
-        <w:t xml:space="preserve">FROM</w:t>
-      </w:r>
-      <w:r>
-        <w:rPr>
-          <w:rStyle w:val="NormalTok"/>
-        </w:rPr>
-        <w:t xml:space="preserve"> FACTURA f </w:t>
-      </w:r>
-      <w:r>
-        <w:rPr>
-          <w:rStyle w:val="KeywordTok"/>
-        </w:rPr>
-        <w:t xml:space="preserve">JOIN</w:t>
-      </w:r>
-      <w:r>
-        <w:rPr>
-          <w:rStyle w:val="NormalTok"/>
-        </w:rPr>
-        <w:t xml:space="preserve"> DETALLE_FACTURA d </w:t>
-      </w:r>
-      <w:r>
-        <w:rPr>
-          <w:rStyle w:val="KeywordTok"/>
-        </w:rPr>
-        <w:t xml:space="preserve">ON</w:t>
-      </w:r>
-      <w:r>
-        <w:rPr>
-          <w:rStyle w:val="NormalTok"/>
-        </w:rPr>
-        <w:t xml:space="preserve"> d.id_factura </w:t>
-      </w:r>
-      <w:r>
-        <w:rPr>
-          <w:rStyle w:val="OperatorTok"/>
-        </w:rPr>
-        <w:t xml:space="preserve">=</w:t>
-      </w:r>
-      <w:r>
-        <w:rPr>
-          <w:rStyle w:val="NormalTok"/>
-        </w:rPr>
-        <w:t xml:space="preserve"> f.id_factura</w:t>
-      </w:r>
-      <w:r>
-        <w:br/>
-      </w:r>
-      <w:r>
-        <w:rPr>
-          <w:rStyle w:val="KeywordTok"/>
-        </w:rPr>
-        <w:t xml:space="preserve">WHERE</w:t>
-      </w:r>
-      <w:r>
-        <w:rPr>
-          <w:rStyle w:val="NormalTok"/>
-        </w:rPr>
-        <w:t xml:space="preserve"> f.estado </w:t>
-      </w:r>
-      <w:r>
-        <w:rPr>
-          <w:rStyle w:val="OperatorTok"/>
-        </w:rPr>
-        <w:t xml:space="preserve">=</w:t>
-      </w:r>
-      <w:r>
-        <w:rPr>
-          <w:rStyle w:val="NormalTok"/>
-        </w:rPr>
-        <w:t xml:space="preserve"> </w:t>
+          <w:rStyle w:val="KeywordTok"/>
+        </w:rPr>
+        <w:t xml:space="preserve">BY</w:t>
+      </w:r>
+      <w:r>
+        <w:rPr>
+          <w:rStyle w:val="NormalTok"/>
+        </w:rPr>
+        <w:t xml:space="preserve"> DATE_FORMAT(f.fecha_emision, </w:t>
       </w:r>
       <w:r>
         <w:rPr>
           <w:rStyle w:val="StringTok"/>
         </w:rPr>
-        <w:t xml:space="preserve">'PAGADA'</w:t>
-      </w:r>
-      <w:r>
-        <w:rPr>
-          <w:rStyle w:val="NormalTok"/>
-        </w:rPr>
-        <w:t xml:space="preserve"> </w:t>
-      </w:r>
-      <w:r>
-        <w:rPr>
-          <w:rStyle w:val="KeywordTok"/>
-        </w:rPr>
-        <w:t xml:space="preserve">AND</w:t>
-      </w:r>
-      <w:r>
-        <w:rPr>
-          <w:rStyle w:val="NormalTok"/>
-        </w:rPr>
-        <w:t xml:space="preserve"> </w:t>
-      </w:r>
-      <w:r>
-        <w:rPr>
-          <w:rStyle w:val="FunctionTok"/>
-        </w:rPr>
-        <w:t xml:space="preserve">EXTRACT</w:t>
-      </w:r>
-      <w:r>
-        <w:rPr>
-          <w:rStyle w:val="NormalTok"/>
-        </w:rPr>
-        <w:t xml:space="preserve">(</w:t>
-      </w:r>
-      <w:r>
-        <w:rPr>
-          <w:rStyle w:val="DataTypeTok"/>
-        </w:rPr>
-        <w:t xml:space="preserve">YEAR</w:t>
-      </w:r>
-      <w:r>
-        <w:rPr>
-          <w:rStyle w:val="NormalTok"/>
-        </w:rPr>
-        <w:t xml:space="preserve"> </w:t>
-      </w:r>
-      <w:r>
-        <w:rPr>
-          <w:rStyle w:val="KeywordTok"/>
-        </w:rPr>
-        <w:t xml:space="preserve">FROM</w:t>
-      </w:r>
-      <w:r>
-        <w:rPr>
-          <w:rStyle w:val="NormalTok"/>
-        </w:rPr>
-        <w:t xml:space="preserve"> f.fecha_emision) </w:t>
-      </w:r>
-      <w:r>
-        <w:rPr>
-          <w:rStyle w:val="OperatorTok"/>
-        </w:rPr>
-        <w:t xml:space="preserve">=</w:t>
-      </w:r>
-      <w:r>
-        <w:rPr>
-          <w:rStyle w:val="NormalTok"/>
-        </w:rPr>
-        <w:t xml:space="preserve"> </w:t>
-      </w:r>
-      <w:r>
-        <w:rPr>
-          <w:rStyle w:val="DecValTok"/>
-        </w:rPr>
-        <w:t xml:space="preserve">2026</w:t>
-      </w:r>
-      <w:r>
-        <w:br/>
-      </w:r>
-      <w:r>
-        <w:rPr>
-          <w:rStyle w:val="KeywordTok"/>
-        </w:rPr>
-        <w:t xml:space="preserve">GROUP</w:t>
-      </w:r>
-      <w:r>
-        <w:rPr>
-          <w:rStyle w:val="NormalTok"/>
-        </w:rPr>
-        <w:t xml:space="preserve"> </w:t>
-      </w:r>
-      <w:r>
-        <w:rPr>
-          <w:rStyle w:val="KeywordTok"/>
-        </w:rPr>
-        <w:t xml:space="preserve">BY</w:t>
-      </w:r>
-      <w:r>
-        <w:rPr>
-          <w:rStyle w:val="NormalTok"/>
-        </w:rPr>
-        <w:t xml:space="preserve"> </w:t>
-      </w:r>
-      <w:r>
-        <w:rPr>
-          <w:rStyle w:val="FunctionTok"/>
-        </w:rPr>
-        <w:t xml:space="preserve">TO_CHAR</w:t>
-      </w:r>
-      <w:r>
-        <w:rPr>
-          <w:rStyle w:val="NormalTok"/>
-        </w:rPr>
-        <w:t xml:space="preserve">(f.fecha_emision, </w:t>
-      </w:r>
-      <w:r>
-        <w:rPr>
-          <w:rStyle w:val="StringTok"/>
-        </w:rPr>
-        <w:t xml:space="preserve">'YYYY-MM'</w:t>
+        <w:t xml:space="preserve">'%Y-%m'</w:t>
       </w:r>
       <w:r>
         <w:rPr>
@@ -44510,7 +44796,7 @@
           <w:bCs/>
           <w:lang w:val="es-CO"/>
         </w:rPr>
-        <w:t xml:space="preserve">SQL (Oracle):</w:t>
+        <w:t xml:space="preserve">SQL (MySQL):</w:t>
       </w:r>
     </w:p>
     <w:p>
@@ -45290,7 +45576,7 @@
           <w:bCs/>
           <w:lang w:val="es-CO"/>
         </w:rPr>
-        <w:t xml:space="preserve">SQL (Oracle):</w:t>
+        <w:t xml:space="preserve">SQL (MySQL):</w:t>
       </w:r>
     </w:p>
     <w:p>
@@ -45343,7 +45629,7 @@
         <w:rPr>
           <w:rStyle w:val="NormalTok"/>
         </w:rPr>
-        <w:t xml:space="preserve">((</w:t>
+        <w:t xml:space="preserve">(DATEDIFF(</w:t>
       </w:r>
       <w:r>
         <w:rPr>
@@ -45367,19 +45653,7 @@
         <w:rPr>
           <w:rStyle w:val="NormalTok"/>
         </w:rPr>
-        <w:t xml:space="preserve"> </w:t>
-      </w:r>
-      <w:r>
-        <w:rPr>
-          <w:rStyle w:val="OperatorTok"/>
-        </w:rPr>
-        <w:t xml:space="preserve">-</w:t>
-      </w:r>
-      <w:r>
-        <w:rPr>
-          <w:rStyle w:val="NormalTok"/>
-        </w:rPr>
-        <w:t xml:space="preserve"> m.fecha_nacimiento) </w:t>
+        <w:t xml:space="preserve">, m.fecha_nacimiento) </w:t>
       </w:r>
       <w:r>
         <w:rPr>
@@ -46193,7 +46467,7 @@
           <w:bCs/>
           <w:lang w:val="es-CO"/>
         </w:rPr>
-        <w:t xml:space="preserve">SQL (Oracle):</w:t>
+        <w:t xml:space="preserve">SQL (MySQL):</w:t>
       </w:r>
     </w:p>
     <w:p>
@@ -47248,7 +47522,7 @@
           <w:bCs/>
           <w:lang w:val="es-CO"/>
         </w:rPr>
-        <w:t xml:space="preserve">SQL (Oracle):</w:t>
+        <w:t xml:space="preserve">SQL (MySQL):</w:t>
       </w:r>
     </w:p>
     <w:p>
@@ -47647,15 +47921,9 @@
       </w:r>
       <w:r>
         <w:rPr>
-          <w:rStyle w:val="NormalTok"/>
-        </w:rPr>
-        <w:t xml:space="preserve">FETCH </w:t>
-      </w:r>
-      <w:r>
-        <w:rPr>
-          <w:rStyle w:val="FunctionTok"/>
-        </w:rPr>
-        <w:t xml:space="preserve">FIRST</w:t>
+          <w:rStyle w:val="KeywordTok"/>
+        </w:rPr>
+        <w:t xml:space="preserve">LIMIT</w:t>
       </w:r>
       <w:r>
         <w:rPr>
@@ -47668,30 +47936,6 @@
           <w:rStyle w:val="DecValTok"/>
         </w:rPr>
         <w:t xml:space="preserve">5</w:t>
-      </w:r>
-      <w:r>
-        <w:rPr>
-          <w:rStyle w:val="NormalTok"/>
-        </w:rPr>
-        <w:t xml:space="preserve"> </w:t>
-      </w:r>
-      <w:r>
-        <w:rPr>
-          <w:rStyle w:val="KeywordTok"/>
-        </w:rPr>
-        <w:t xml:space="preserve">ROWS</w:t>
-      </w:r>
-      <w:r>
-        <w:rPr>
-          <w:rStyle w:val="NormalTok"/>
-        </w:rPr>
-        <w:t xml:space="preserve"> </w:t>
-      </w:r>
-      <w:r>
-        <w:rPr>
-          <w:rStyle w:val="KeywordTok"/>
-        </w:rPr>
-        <w:t xml:space="preserve">ONLY</w:t>
       </w:r>
       <w:r>
         <w:rPr>

--- a/documentos/fase1/08_Algebra_Relacional.docx
+++ b/documentos/fase1/08_Algebra_Relacional.docx
@@ -291,7 +291,7 @@
           <w:bCs/>
           <w:lang w:val="es-CO"/>
         </w:rPr>
-        <w:t xml:space="preserve">55 ejercicios:</w:t>
+        <w:t xml:space="preserve">Cada uno de los 55 ejercicios tiene su</w:t>
       </w:r>
       <w:r>
         <w:rPr>
@@ -303,7 +303,7 @@
         <w:rPr>
           <w:lang w:val="es-CO"/>
         </w:rPr>
-        <w:t xml:space="preserve">enunciado, álgebra, SQL MySQL y resultado real.</w:t>
+        <w:t xml:space="preserve">enunciado, la expresión en álgebra, el SQL para MySQL y el resultado real.</w:t>
       </w:r>
     </w:p>
     <w:p>
@@ -1037,7 +1037,7 @@
                 <w:sz w:val="19"/>
                 <w:lang w:val="es-CO"/>
               </w:rPr>
-              <w:t xml:space="preserve">R sin S (MINUS)</w:t>
+              <w:t xml:space="preserve">R sin S (EXCEPT)</w:t>
             </w:r>
           </w:p>
         </w:tc>
@@ -3390,7 +3390,7 @@
         <w:rPr>
           <w:lang w:val="es-CO"/>
         </w:rPr>
-        <w:t xml:space="preserve">SQL:</w:t>
+        <w:t xml:space="preserve">El SQL está en</w:t>
       </w:r>
       <w:r>
         <w:rPr>
@@ -3409,7 +3409,7 @@
         <w:rPr>
           <w:lang w:val="es-CO"/>
         </w:rPr>
-        <w:t xml:space="preserve">, MySQL 8.4 (</w:t>
+        <w:t xml:space="preserve"> y usa MySQL 8.4 (</w:t>
       </w:r>
       <w:r>
         <w:rPr>
@@ -3422,7 +3422,7 @@
         <w:rPr>
           <w:lang w:val="es-CO"/>
         </w:rPr>
-        <w:t xml:space="preserve">,</w:t>
+        <w:t xml:space="preserve"> y</w:t>
       </w:r>
       <w:r>
         <w:rPr>
@@ -3441,7 +3441,7 @@
         <w:rPr>
           <w:lang w:val="es-CO"/>
         </w:rPr>
-        <w:t xml:space="preserve">). Ejercicio 29:</w:t>
+        <w:t xml:space="preserve">). El ejercicio 29 resuelve el</w:t>
       </w:r>
       <w:r>
         <w:rPr>
@@ -3466,7 +3466,7 @@
         <w:rPr>
           <w:lang w:val="es-CO"/>
         </w:rPr>
-        <w:t xml:space="preserve">mediante</w:t>
+        <w:t xml:space="preserve">con un</w:t>
       </w:r>
       <w:r>
         <w:rPr>
@@ -3479,13 +3479,13 @@
           <w:rStyle w:val="VerbatimChar"/>
           <w:lang w:val="es-CO"/>
         </w:rPr>
-        <w:t xml:space="preserve">LEFT JOIN UNION RIGHT JOIN</w:t>
-      </w:r>
-      <w:r>
-        <w:rPr>
-          <w:lang w:val="es-CO"/>
-        </w:rPr>
-        <w:t xml:space="preserve">. Datos:</w:t>
+        <w:t xml:space="preserve">LEFT JOIN unido (UNION) a un RIGHT JOIN</w:t>
+      </w:r>
+      <w:r>
+        <w:rPr>
+          <w:lang w:val="es-CO"/>
+        </w:rPr>
+        <w:t xml:space="preserve">. Los datos son los</w:t>
       </w:r>
       <w:r>
         <w:rPr>
@@ -3511,7 +3511,7 @@
         <w:rPr>
           <w:lang w:val="es-CO"/>
         </w:rPr>
-        <w:t xml:space="preserve">reproducibles. Resultados: primeras 8 filas y total.</w:t>
+        <w:t xml:space="preserve">reproducibles. De cada resultado se muestran las primeras 3 filas y el total.</w:t>
       </w:r>
     </w:p>
     <w:p>
